--- a/outputs/reports/reports_docx/Xavi Simons.docx
+++ b/outputs/reports/reports_docx/Xavi Simons.docx
@@ -323,7 +323,7 @@
         <w:pStyle w:val="ListBullet"/>
       </w:pPr>
       <w:r>
-        <w:t>预期进球 (xG) | 0.00</w:t>
+        <w:t>预期进球 (xG) | 0.21</w:t>
       </w:r>
     </w:p>
     <w:p>
@@ -331,7 +331,7 @@
         <w:pStyle w:val="ListBullet"/>
       </w:pPr>
       <w:r>
-        <w:t>预期助攻 (xA) | 0.00</w:t>
+        <w:t>预期助攻 (xA) | 0.26</w:t>
       </w:r>
     </w:p>
     <w:p>
@@ -392,7 +392,7 @@
         <w:pStyle w:val="ListBullet"/>
       </w:pPr>
       <w:r>
-        <w:t>同位置核心表现 | 73.8 | 45% | AM 组内百分位排名加权</w:t>
+        <w:t>同位置核心表现 | 77.9 | 45% | AM 组内百分位排名加权</w:t>
       </w:r>
     </w:p>
     <w:p>
@@ -424,12 +424,12 @@
         <w:pStyle w:val="ListBullet"/>
       </w:pPr>
       <w:r>
-        <w:t>**总分** | **81.5** | — | **潜力评分（0-100）**</w:t>
+        <w:t>**总分** | **83.3** | — | **潜力评分（0-100）**</w:t>
       </w:r>
     </w:p>
     <w:p>
       <w:r>
-        <w:t>排名：第 14 / 186 名（正式评分球员）</w:t>
+        <w:t>排名：第 10 / 186 名（正式评分球员）</w:t>
       </w:r>
     </w:p>
     <w:p>
@@ -585,7 +585,7 @@
     </w:p>
     <w:p>
       <w:r>
-        <w:t>Xavi Simons 是一名 21 岁的 前腰，潜力评分 81.5 分（优质潜力），在同位置球员中处于 AM 组前列。核心评分 73.8 / 行为风格 100.0。</w:t>
+        <w:t>Xavi Simons 是一名 21 岁的 前腰，潜力评分 83.3 分（优质潜力），在同位置球员中处于 AM 组前列。核心评分 77.9 / 行为风格 100.0。</w:t>
       </w:r>
     </w:p>
     <w:p>
